--- a/중국어_대화문/7부_docx/7부_02화_복합위기.docx
+++ b/중국어_대화문/7부_docx/7부_02화_복합위기.docx
@@ -29,7 +29,7 @@
         <w:t>배경:</w:t>
       </w:r>
       <w:r>
-        <w:t xml:space="preserve"> [선즈위안·청시 쪽 시점] 2033년 7월 4일(월)부터 7월 6일(수) 새벽까지. 7부 1화(2032년 12월 26일~2033년 1월 3일)로부터 반년이 지났다. 그 사이 지정거소 조항은 100일 약속대로 처리되었다. 1월 24일 초안, 2월 7일 1독을 거쳐 3월 1일(화) 정치국 임시회의에서 표결이 열렸고, 찬성 14·반대 10·기권 1의 근소 차로 통과되었다(기한 3월 6일의 닷새 전). 내용은 타협안이다. 지정거소를 일반 형사·행정 절차에서는 폐지하고(이미 보낸 일수는 형기에 산입), '국가안전 예외'만 남기되 기간 6개월 상한·48시간 내 가족 통지·검찰원 확인이라는 조건을 붙였다. 수정을 주도한 사람은 웨이창펑이고, 선즈위안도 찬성표를 던졌다. 이 예외 조항이 훗날 누구를 향하게 될지는 이 화에서 아직 아무도 모른다. 7월 초, 가상의 안닝성(安宁省) 허청시(和城市)와 자링강(嘉岭江) 유역에 사흘 누적 704밀리미터의 기록적 극한 호우가 쏟아져 17만 명이 대피한다. 같은 날 허청 도시건설 융자 플랫폼이 어음 지급을 멈추고(6부 2화의 은닉채무 3,100억의 한 갈래다), 연쇄 부도의 불안이 다른 시로 번진다. 7월 5일(화) 새벽 인접국 쪽 접경 흑송령(黑松岭)에서 통신 교란과 야간 기동의 징후가 올라온다. 사오톄쥔의 국가안전위원회 판공실이 새벽 3시 소집을 요청하고, 회의실에서는 비상체계 논의에 박수가 너무 일찍 나온다. 선즈위안은 첫 '비상' 결정을 내리되 총서기 서명이 아니라 상무위원회 의결과 정치국 추인이라는 절차를 붙잡는다. 청시는 판공청 주임으로 밤새 현장 자료를 정리하고, 정치밍은 2분기 군수조달 감사를 예고하며 약을 삼킨다. 쑤민은 나오지 않고 메이뤄란의 전화로만 소식이 스친다. 새 설정: 안닝성·허청시·자링강, 허청 융자 플랫폼, 접경 흑송령과 '인접국', 상무위원 7인, 72시간 한시 응급지휘 안배다. 이 화의 기관·문서·수치·지명은 모두 가상이다.</w:t>
+        <w:t xml:space="preserve"> [선즈위안·청시 쪽 시점] 2033년 7월 4일(월)부터 7월 6일(수) 새벽까지. 7부 1화(2032년 12월 26일~2033년 1월 3일)로부터 반년이 지났다. 그 사이 지정거소 조항은 100일 약속대로 처리되었다. 1월 24일 초안, 2월 7일 1독을 거쳐 3월 1일(화) 정치국 임시회의에서 표결이 열렸고, 찬성 14·반대 10·기권 1의 근소 차로 통과되었다(기한 3월 6일의 닷새 전). 내용은 타협안이다. 지정거소를 일반 형사·행정 절차에서는 폐지하고(이미 보낸 일수는 형기에 산입), '국가안전 예외'만 남기되 기간 6개월 상한·48시간 내 가족 통지·검찰원 확인이라는 조건을 붙였다. 수정을 주도한 사람은 웨이창펑이고, 선즈위안도 찬성표를 던졌다. 이 예외 조항이 훗날 누구를 향하게 될지는 이 화에서 아직 아무도 모른다. 7월 초, 가상의 안닝성(安宁省) 허청시(和城市)와 자링강(嘉岭江) 유역에 사흘 누적 704밀리미터의 기록적 극한 호우가 쏟아져 17만 명이 대피한다. 같은 날 허청 도시건설 융자 플랫폼이 어음 지급을 멈추고(작년 감사팀 장부 책자에 오른 은닉채무 3,100억의 한 갈래다), 연쇄 부도의 불안이 다른 시로 번진다. 7월 5일(화) 새벽 인접국 쪽 접경 흑송령(黑松岭)에서 통신 교란과 야간 기동의 징후가 올라온다. 사오톄쥔의 국가안전위원회 판공실이 새벽 3시 소집을 요청하고, 회의실에서는 비상체계 논의에 박수가 너무 일찍 나온다. 선즈위안은 첫 '비상' 결정을 내리되 총서기 서명이 아니라 상무위원회 의결과 정치국 추인이라는 절차를 붙잡는다. 청시는 판공청 주임으로 밤새 현장 자료를 정리하고, 정치밍은 2분기 군수조달 감사를 예고하며 약을 삼킨다. 쑤민은 나오지 않고 메이뤄란의 전화로만 소식이 스친다. 새 설정: 안닝성·허청시·자링강, 허청 융자 플랫폼, 접경 흑송령과 '인접국', 상무위원 7인, 72시간 한시 응급지휘 안배다. 이 화의 기관·문서·수치·지명은 모두 가상이다.</w:t>
       </w:r>
     </w:p>
     <w:p>
@@ -351,7 +351,7 @@
         <w:t>程曦:</w:t>
       </w:r>
       <w:r>
-        <w:t xml:space="preserve"> 郑老师，医生怎么说？</w:t>
+        <w:t xml:space="preserve"> 郑队长，医生怎么说？</w:t>
       </w:r>
     </w:p>
     <w:p>
@@ -406,7 +406,7 @@
         <w:t>郑启明:</w:t>
       </w:r>
       <w:r>
-        <w:t xml:space="preserve"> 他早就知道我要查这条线，去年十二月在这间屋子里我们说过。（停了一下）程主任，我今天叫你上来，不是为这个。你看这个。</w:t>
+        <w:t xml:space="preserve"> 他二月看过我们的年度计划，这条线就写在里头。（停了一下）程主任，我今天叫你上来，不是为这个。你看这个。</w:t>
       </w:r>
     </w:p>
     <w:p>
@@ -1703,7 +1703,7 @@
         <w:t>沈知远:</w:t>
       </w:r>
       <w:r>
-        <w:t xml:space="preserve"> 四十分钟，比三天快多了。（声音放平，话机里的人听得到）邵主任，我知道你想把速度交给我一个人。我也承认，我手里的一支笔，比九个人的表决键快。可是欲速则不达，见小利则大事不成。今晚我们要处理的事，一件是江，一件是钱，一件是边界。哪一件，我都不想只靠一支笔。</w:t>
+        <w:t xml:space="preserve"> 四十分钟，比三天快多了。（声音放平，话机里的人听得到）邵主任，我知道你想把速度交给我一个人。我也承认，我手里的一支笔，比七个人的表决键快。可是欲速则不达，见小利则大事不成。今晚我们要处理的事，一件是江，一件是钱，一件是边界。哪一件，我都不想只靠一支笔。</w:t>
       </w:r>
     </w:p>
     <w:p>
@@ -1918,7 +1918,7 @@
         <w:t>李雨桐:</w:t>
       </w:r>
       <w:r>
-        <w:t xml:space="preserve"> 昨晚的飞机落地，现在在和城。郑老师派的，说救灾资金的流向，他想让人先看一眼。</w:t>
+        <w:t xml:space="preserve"> 昨晚的飞机落地，现在在和城。郑队长派的，说救灾资金的流向，他想让人先看一眼。</w:t>
       </w:r>
     </w:p>
     <w:p>
@@ -2457,7 +2457,7 @@
     </w:p>
     <w:p>
       <w:r>
-        <w:t>(他提笔写下：“七月六日，凌晨一时。七十二小时安排已过三十一小时。邵铁军没有再提‘上限’。偏门，要看着。”写完，他在最后一个字后面停了一停，把笔帽轻轻按了回去。窗外，天色刚刚从黑转成了一点点灰。)</w:t>
+        <w:t>(他提笔写下：“七月六日，凌晨一时。七十二小时安排已过十九小时。邵铁军没有再提‘上限’。偏门，要看着。”写完，他在最后一个字后面停了一停，把笔帽轻轻按了回去。窗外，天色刚刚从黑转成了一点点灰。)</w:t>
       </w:r>
     </w:p>
     <w:p>
